--- a/Задание 1.docx
+++ b/Задание 1.docx
@@ -571,7 +571,21 @@
                 <w:sz w:val="28"/>
                 <w:szCs w:val="28"/>
               </w:rPr>
-              <w:t>01.020.2027</w:t>
+              <w:t>01.0</w:t>
+            </w:r>
+            <w:r>
+              <w:rPr>
+                <w:sz w:val="28"/>
+                <w:szCs w:val="28"/>
+              </w:rPr>
+              <w:t>1</w:t>
+            </w:r>
+            <w:r>
+              <w:rPr>
+                <w:sz w:val="28"/>
+                <w:szCs w:val="28"/>
+              </w:rPr>
+              <w:t>.2027</w:t>
             </w:r>
           </w:p>
         </w:tc>
@@ -1027,16 +1041,7 @@
           <w:sz w:val="28"/>
           <w:szCs w:val="28"/>
         </w:rPr>
-        <w:t>Т</w:t>
-      </w:r>
-      <w:r>
-        <w:rPr>
-          <w:b/>
-          <w:bCs/>
-          <w:sz w:val="28"/>
-          <w:szCs w:val="28"/>
-        </w:rPr>
-        <w:t>ребования к процессу разработки</w:t>
+        <w:t>Требования к процессу разработки</w:t>
       </w:r>
     </w:p>
     <w:p>
@@ -3020,6 +3025,7 @@
   <w:style w:type="character" w:default="1" w:styleId="a0">
     <w:name w:val="Default Paragraph Font"/>
     <w:uiPriority w:val="1"/>
+    <w:semiHidden/>
     <w:unhideWhenUsed/>
   </w:style>
   <w:style w:type="table" w:default="1" w:styleId="a1">
